--- a/Documentation/4.Large_Language_Models.DOCX
+++ b/Documentation/4.Large_Language_Models.DOCX
@@ -4,10 +4,7 @@
   <w:body>
     <w:p>
       <w:r>
-        <w:t xml:space="preserve">4. </w:t>
-      </w:r>
-      <w:r>
-        <w:t>Large Language Models and Mistral</w:t>
+        <w:t>4. Large Language Models and Mistral</w:t>
       </w:r>
       <w:r>
         <w:br/>
@@ -38,13 +35,8 @@
       </w:r>
       <w:r>
         <w:tab/>
-        <w:t xml:space="preserve">4.1.2 </w:t>
-      </w:r>
-      <w:proofErr w:type="spellStart"/>
-      <w:r>
-        <w:t>Deepseek</w:t>
-      </w:r>
-      <w:proofErr w:type="spellEnd"/>
+        <w:t>4.1.2 Deepseek</w:t>
+      </w:r>
       <w:r>
         <w:br/>
         <w:t xml:space="preserve"> </w:t>
@@ -134,7 +126,10 @@
         <w:t>1</w:t>
       </w:r>
       <w:r>
-        <w:t xml:space="preserve"> LLMs  Attempted</w:t>
+        <w:t xml:space="preserve"> </w:t>
+      </w:r>
+      <w:r>
+        <w:t>LLMs Attempted</w:t>
       </w:r>
     </w:p>
     <w:p>
@@ -155,7 +150,13 @@
     </w:p>
     <w:p>
       <w:r>
-        <w:t xml:space="preserve">The main LLM used and the one in which most if not all the data was gathered was by using GPT-3.5-turbo </w:t>
+        <w:t xml:space="preserve">The main LLM used and the one in which </w:t>
+      </w:r>
+      <w:r>
+        <w:t>of</w:t>
+      </w:r>
+      <w:r>
+        <w:t xml:space="preserve"> the data was gathered was by using GPT-3.5-turbo </w:t>
       </w:r>
       <w:r>
         <w:rPr>
@@ -179,7 +180,7 @@
       </w:r>
       <w:r>
         <w:br/>
-        <w:t>For our calculations, GPT was used as the benchmark for the other LLMs, as it followed the prompt well and gave concise responses that accurately predicted entity pairs and topical pairs if it detected any in the articles. The speed of the replies of GPT were also the highest in terms of the LLMs, mostly due to the fact that it was called via an API, which also allowed for some Parallel calling, the Numbers being as follows:</w:t>
+        <w:t>For our calculations, GPT was used as the benchmark for the other LLMs, as it followed the prompt well and gave concise responses that accurately predicted entity pairs and topical pairs if it detected any in the articles. The speed of the replies of GPT were also the highest in terms of the LLMs, mostly due to the fact it was called via an API, which also allowed for some Parallel calling, the Numbers being as follows:</w:t>
       </w:r>
     </w:p>
     <w:p>
@@ -189,15 +190,7 @@
     </w:p>
     <w:p>
       <w:r>
-        <w:t>-</w:t>
-      </w:r>
-      <w:proofErr w:type="spellStart"/>
-      <w:r>
-        <w:t>GPT_Communication</w:t>
-      </w:r>
-      <w:proofErr w:type="spellEnd"/>
-      <w:r>
-        <w:t xml:space="preserve"> Elapsed time: 10280.43 seconds</w:t>
+        <w:t>-GPT_Communication Elapsed time: 10280.43 seconds</w:t>
       </w:r>
       <w:r>
         <w:t xml:space="preserve">  == 171.34 minutes == 2.856 hours</w:t>
@@ -210,67 +203,27 @@
     </w:p>
     <w:p>
       <w:r>
-        <w:t>-</w:t>
-      </w:r>
-      <w:proofErr w:type="spellStart"/>
-      <w:r>
-        <w:t>entity_extractor</w:t>
-      </w:r>
-      <w:proofErr w:type="spellEnd"/>
-      <w:r>
-        <w:t xml:space="preserve"> Elapsed time: 640.87 seconds</w:t>
-      </w:r>
-    </w:p>
-    <w:p>
-      <w:r>
-        <w:t>-</w:t>
-      </w:r>
-      <w:proofErr w:type="spellStart"/>
-      <w:r>
-        <w:t>noun_phrase_extractor</w:t>
-      </w:r>
-      <w:proofErr w:type="spellEnd"/>
-      <w:r>
-        <w:t xml:space="preserve"> Elapsed time: 4545.63 seconds</w:t>
-      </w:r>
-    </w:p>
-    <w:p>
-      <w:r>
-        <w:t>-</w:t>
-      </w:r>
-      <w:proofErr w:type="spellStart"/>
-      <w:r>
-        <w:t>topic_identifier</w:t>
-      </w:r>
-      <w:proofErr w:type="spellEnd"/>
-      <w:r>
-        <w:t xml:space="preserve"> Elapsed time: 1226.28 seconds</w:t>
-      </w:r>
-    </w:p>
-    <w:p>
-      <w:r>
-        <w:t>-</w:t>
-      </w:r>
-      <w:proofErr w:type="spellStart"/>
-      <w:r>
-        <w:t>sentiment_attitude_pipeline</w:t>
-      </w:r>
-      <w:proofErr w:type="spellEnd"/>
-      <w:r>
-        <w:t xml:space="preserve"> Elapsed time: 239.86 seconds</w:t>
-      </w:r>
-    </w:p>
-    <w:p>
-      <w:r>
-        <w:t>-</w:t>
-      </w:r>
-      <w:proofErr w:type="spellStart"/>
-      <w:r>
-        <w:t>load_sentiment_attitudes</w:t>
-      </w:r>
-      <w:proofErr w:type="spellEnd"/>
-      <w:r>
-        <w:t xml:space="preserve"> Elapsed time: 2.89 seconds</w:t>
+        <w:t>-entity_extractor Elapsed time: 640.87 seconds</w:t>
+      </w:r>
+    </w:p>
+    <w:p>
+      <w:r>
+        <w:t>-noun_phrase_extractor Elapsed time: 4545.63 seconds</w:t>
+      </w:r>
+    </w:p>
+    <w:p>
+      <w:r>
+        <w:t>-topic_identifier Elapsed time: 1226.28 seconds</w:t>
+      </w:r>
+    </w:p>
+    <w:p>
+      <w:r>
+        <w:t>-sentiment_attitude_pipeline Elapsed time: 239.86 seconds</w:t>
+      </w:r>
+    </w:p>
+    <w:p>
+      <w:r>
+        <w:t>-load_sentiment_attitudes Elapsed time: 2.89 seconds</w:t>
       </w:r>
     </w:p>
     <w:p>
@@ -293,25 +246,12 @@
         <w:t>1</w:t>
       </w:r>
       <w:r>
-        <w:t xml:space="preserve">.2 </w:t>
-      </w:r>
-      <w:proofErr w:type="spellStart"/>
-      <w:r>
-        <w:t>Deepseek</w:t>
-      </w:r>
-      <w:proofErr w:type="spellEnd"/>
-    </w:p>
-    <w:p>
-      <w:r>
-        <w:t xml:space="preserve">The other LLM attempted which yielded promising results was the currently newly implemented </w:t>
-      </w:r>
-      <w:proofErr w:type="spellStart"/>
-      <w:r>
-        <w:t>Deepseek</w:t>
-      </w:r>
-      <w:proofErr w:type="spellEnd"/>
-      <w:r>
-        <w:t xml:space="preserve"> </w:t>
+        <w:t>.2 Deepseek</w:t>
+      </w:r>
+    </w:p>
+    <w:p>
+      <w:r>
+        <w:t xml:space="preserve">The other LLM attempted which yielded promising results was the currently newly implemented Deepseek </w:t>
       </w:r>
       <w:r>
         <w:rPr>
@@ -324,31 +264,7 @@
         <w:t>.</w:t>
       </w:r>
       <w:r>
-        <w:t xml:space="preserve"> For the use of </w:t>
-      </w:r>
-      <w:proofErr w:type="spellStart"/>
-      <w:r>
-        <w:t>Deepseek</w:t>
-      </w:r>
-      <w:proofErr w:type="spellEnd"/>
-      <w:r>
-        <w:t xml:space="preserve"> we opted to install it locally from the </w:t>
-      </w:r>
-      <w:proofErr w:type="spellStart"/>
-      <w:r>
-        <w:t>HuggingFace</w:t>
-      </w:r>
-      <w:proofErr w:type="spellEnd"/>
-      <w:r>
-        <w:t xml:space="preserve"> database via </w:t>
-      </w:r>
-      <w:proofErr w:type="spellStart"/>
-      <w:r>
-        <w:t>Ollama</w:t>
-      </w:r>
-      <w:proofErr w:type="spellEnd"/>
-      <w:r>
-        <w:t xml:space="preserve"> </w:t>
+        <w:t xml:space="preserve"> For the use of Deepseek we opted to install it locally from the HuggingFace database via Ollama </w:t>
       </w:r>
       <w:r>
         <w:rPr>
@@ -358,55 +274,61 @@
         <w:t>[ ALEX ]</w:t>
       </w:r>
       <w:r>
-        <w:t xml:space="preserve">  and have managed to setup up to Deepseek-8b, due to VRAM constraints, the attempt to setup </w:t>
-      </w:r>
-      <w:proofErr w:type="spellStart"/>
+        <w:t xml:space="preserve">  and have managed to setup up to Deepseek-8b, due to VRAM constraints</w:t>
+      </w:r>
+      <w:r>
+        <w:t>.</w:t>
+      </w:r>
+      <w:r>
+        <w:br/>
+        <w:t xml:space="preserve">Using the same technique used in GPT with the same format, Deepseek returned very similar results that were properly structured as specified by the prompt, while also being fully </w:t>
+      </w:r>
+      <w:r>
+        <w:t>localized</w:t>
+      </w:r>
+      <w:r>
+        <w:t>, however the time per Article was tanked as a result:</w:t>
+      </w:r>
+    </w:p>
+    <w:p>
+      <w:r>
+        <w:t>-Average time required Per Article Part: 900 - 1050 seconds == 15 - 17 minutes</w:t>
+      </w:r>
+    </w:p>
+    <w:p>
+      <w:r>
+        <w:t xml:space="preserve">An attempt was made to Parallelize the code to </w:t>
+      </w:r>
+      <w:r>
+        <w:t>test</w:t>
+      </w:r>
+      <w:r>
+        <w:t xml:space="preserve"> whether it would help, however since it </w:t>
+      </w:r>
+      <w:r>
+        <w:t>was</w:t>
+      </w:r>
+      <w:r>
+        <w:t xml:space="preserve"> being run locally on the device, the overall time did not improve:</w:t>
+      </w:r>
+    </w:p>
+    <w:p>
+      <w:r>
+        <w:t>-Average time required Per Article with 4 Threads, where each Thread operates on each own Article: 2700 – 3500 seconds == 45 – 58 minutes</w:t>
+      </w:r>
+    </w:p>
+    <w:p>
+      <w:r>
+        <w:t xml:space="preserve">Due to the time required per article, we did not further pursue using </w:t>
+      </w:r>
       <w:r>
         <w:t>Deepseek</w:t>
       </w:r>
-      <w:proofErr w:type="spellEnd"/>
-      <w:r>
-        <w:t xml:space="preserve"> was done on my personal computer and laptop as well as the Windows PCs at the University grounds.</w:t>
-      </w:r>
-      <w:r>
-        <w:br/>
-        <w:t xml:space="preserve">Using the same technique used in GPT with the same format, </w:t>
-      </w:r>
-      <w:proofErr w:type="spellStart"/>
-      <w:r>
-        <w:t>Deepseek</w:t>
-      </w:r>
-      <w:proofErr w:type="spellEnd"/>
-      <w:r>
-        <w:t xml:space="preserve"> returned very similar results that were properly structured as specified by the prompt, while also being fully operatable offline since it was setup locally, however the time per Article was tanked as a result:</w:t>
-      </w:r>
-    </w:p>
-    <w:p>
-      <w:r>
-        <w:t>-Average time required Per Article Part: 900 - 1050 seconds == 15 - 17 minutes</w:t>
-      </w:r>
-    </w:p>
-    <w:p>
-      <w:r>
-        <w:t>An attempt was made to Parallelize the code to see whether or not it would help, however since it is being run locally on the device, the overall time did not improve:</w:t>
-      </w:r>
-    </w:p>
-    <w:p>
-      <w:r>
-        <w:t>-Average time required Per Article with 4 Threads, where each Thread operates on each own Article: 2700 – 3500 seconds == 45 – 58 minutes</w:t>
-      </w:r>
-    </w:p>
-    <w:p>
-      <w:r>
-        <w:t xml:space="preserve">Due to the time required per article, we did not further pursue using </w:t>
-      </w:r>
-      <w:proofErr w:type="spellStart"/>
-      <w:r>
-        <w:t>Deepseek</w:t>
-      </w:r>
-      <w:proofErr w:type="spellEnd"/>
-      <w:r>
-        <w:t xml:space="preserve"> to gather data, regardless of if the results were satisfactory.</w:t>
+      <w:r>
+        <w:t>, even if the short number of Articles parsed were satisfactory</w:t>
+      </w:r>
+      <w:r>
+        <w:t>.</w:t>
       </w:r>
     </w:p>
     <w:p/>
@@ -433,15 +355,13 @@
         <w:t>[ ALEX ]</w:t>
       </w:r>
       <w:r>
-        <w:t xml:space="preserve">  but it was unsuccessful, we then attempted to use Llama through </w:t>
-      </w:r>
-      <w:proofErr w:type="spellStart"/>
-      <w:r>
-        <w:t>Groq</w:t>
-      </w:r>
-      <w:proofErr w:type="spellEnd"/>
-      <w:r>
-        <w:t xml:space="preserve"> </w:t>
+        <w:t xml:space="preserve">  but </w:t>
+      </w:r>
+      <w:r>
+        <w:t>were</w:t>
+      </w:r>
+      <w:r>
+        <w:t xml:space="preserve"> unsuccessful, we then attempted to use Llama through Groq </w:t>
       </w:r>
       <w:r>
         <w:rPr>
@@ -455,20 +375,19 @@
       </w:r>
       <w:r>
         <w:br/>
-        <w:t xml:space="preserve">The results from Llama were unsatisfactory, with the LLM often not following the prompt well as well as not outputting in Json format most of the time, the </w:t>
-      </w:r>
-      <w:proofErr w:type="spellStart"/>
-      <w:r>
-        <w:t>Groq</w:t>
-      </w:r>
-      <w:proofErr w:type="spellEnd"/>
-      <w:r>
-        <w:t xml:space="preserve"> API also would also limits it’s service to about 300 Articles, limiting its usage.</w:t>
+        <w:t xml:space="preserve">The results from Llama were unsatisfactory, with the LLM often not following the prompt </w:t>
+      </w:r>
+      <w:r>
+        <w:t xml:space="preserve">instructions </w:t>
+      </w:r>
+      <w:r>
+        <w:t>well as well as not outputting in Json format most of the time, the Groq API also would also limits it’s service to about 300 Articles, limiting its usage.</w:t>
       </w:r>
     </w:p>
     <w:p/>
     <w:p>
       <w:r>
+        <w:lastRenderedPageBreak/>
         <w:t>4.</w:t>
       </w:r>
       <w:r>
@@ -502,7 +421,19 @@
     </w:p>
     <w:p>
       <w:r>
-        <w:t>In order to enable Offline, lower-latency and independent inference with similar behavior to the GPT-based entity attitude extraction, we chose to use the Mistral-7B Language Model</w:t>
+        <w:t>To</w:t>
+      </w:r>
+      <w:r>
+        <w:t xml:space="preserve"> enable </w:t>
+      </w:r>
+      <w:r>
+        <w:t>local</w:t>
+      </w:r>
+      <w:r>
+        <w:t>, lower-latency and independent inference with similar behavior to the GPT-based entity attitude extraction, we chose to use the Mistral-7B Language Model</w:t>
+      </w:r>
+      <w:r>
+        <w:t xml:space="preserve"> </w:t>
       </w:r>
       <w:r>
         <w:rPr>
@@ -548,15 +479,7 @@
       </w:r>
       <w:r>
         <w:br/>
-        <w:t xml:space="preserve">The actual fine-tuning process was conducted using </w:t>
-      </w:r>
-      <w:proofErr w:type="spellStart"/>
-      <w:r>
-        <w:t>Unsloth</w:t>
-      </w:r>
-      <w:proofErr w:type="spellEnd"/>
-      <w:r>
-        <w:t xml:space="preserve"> </w:t>
+        <w:t xml:space="preserve">The actual fine-tuning process was conducted using Unsloth </w:t>
       </w:r>
       <w:r>
         <w:rPr>
@@ -566,30 +489,20 @@
         <w:t>[ ALEX ]</w:t>
       </w:r>
       <w:r>
-        <w:t xml:space="preserve">, which is a library that utilizes fast LoRa training on </w:t>
-      </w:r>
-      <w:proofErr w:type="spellStart"/>
-      <w:r>
-        <w:t>HuggingFace</w:t>
-      </w:r>
-      <w:proofErr w:type="spellEnd"/>
-      <w:r>
-        <w:t xml:space="preserve"> models like Mistral.</w:t>
+        <w:t>, which is a library that utilizes fast LoRa training on HuggingFace models like Mistral.</w:t>
       </w:r>
     </w:p>
     <w:p>
       <w:r>
         <w:t>4.2.2 LoRa</w:t>
       </w:r>
-    </w:p>
-    <w:p>
-      <w:proofErr w:type="spellStart"/>
-      <w:r>
-        <w:t>LoRA</w:t>
-      </w:r>
-      <w:proofErr w:type="spellEnd"/>
-      <w:r>
-        <w:t xml:space="preserve"> is a parameter-efficient fine-tuning method that reduces training cost by freezing most of the model's weights and only training small low-rank matrices injected into select layers</w:t>
+      <w:r>
+        <w:t xml:space="preserve"> (Low-Rank Adaptation)</w:t>
+      </w:r>
+    </w:p>
+    <w:p>
+      <w:r>
+        <w:t>LoRA is a parameter-efficient fine-tuning method that reduces training cost by freezing most of the model's weights and only training small low-rank matrices injected into select layers</w:t>
       </w:r>
       <w:r>
         <w:t>, as such LoRa was applied to key attention projection layers in the Mistral model.</w:t>
@@ -655,15 +568,7 @@
         <w:t>“</w:t>
       </w:r>
       <w:r>
-        <w:t xml:space="preserve">Extract attitudes between entities and topics from the article in </w:t>
-      </w:r>
-      <w:proofErr w:type="spellStart"/>
-      <w:r>
-        <w:t>json</w:t>
-      </w:r>
-      <w:proofErr w:type="spellEnd"/>
-      <w:r>
-        <w:t xml:space="preserve"> format and categorize them [Positive, Neutral, Negative] and justify them quoting the article</w:t>
+        <w:t>Extract attitudes between entities and topics from the article in json format and categorize them [Positive, Neutral, Negative] and justify them quoting the article</w:t>
       </w:r>
       <w:r>
         <w:t>”,</w:t>
@@ -672,19 +577,19 @@
     <w:p/>
     <w:p>
       <w:r>
+        <w:t>“input”:</w:t>
+      </w:r>
+      <w:r>
+        <w:t xml:space="preserve">  Article Part text ,</w:t>
+      </w:r>
+      <w:r>
+        <w:br/>
+        <w:t>“output”: The GPT response to the Article Part in input }</w:t>
+      </w:r>
+    </w:p>
+    <w:p>
+      <w:r>
         <w:lastRenderedPageBreak/>
-        <w:t>“input”:</w:t>
-      </w:r>
-      <w:r>
-        <w:t xml:space="preserve">  Article Part text ,</w:t>
-      </w:r>
-      <w:r>
-        <w:br/>
-        <w:t>“output”: The GPT response to the Article Part in input }</w:t>
-      </w:r>
-    </w:p>
-    <w:p>
-      <w:r>
         <w:t>Where “Instruction” is an instruction given to the LLM before receiving any input from the user, it sets its expected input and what to reply with.</w:t>
       </w:r>
       <w:r>
@@ -702,15 +607,7 @@
     <w:p/>
     <w:p>
       <w:r>
-        <w:t xml:space="preserve">In order to enrich the Fine-Tuning, an additional external polarization focused dataset was added to the </w:t>
-      </w:r>
-      <w:proofErr w:type="spellStart"/>
-      <w:r>
-        <w:t>Jsonl</w:t>
-      </w:r>
-      <w:proofErr w:type="spellEnd"/>
-      <w:r>
-        <w:t xml:space="preserve"> file</w:t>
+        <w:t>In order to enrich the Fine-Tuning, an additional external polarization focused dataset was added to the Jsonl file</w:t>
       </w:r>
       <w:r>
         <w:t xml:space="preserve"> </w:t>
@@ -736,15 +633,7 @@
         <w:br/>
       </w:r>
       <w:r>
-        <w:t xml:space="preserve">{"instruction": "Extract attitudes in </w:t>
-      </w:r>
-      <w:proofErr w:type="spellStart"/>
-      <w:r>
-        <w:t>json</w:t>
-      </w:r>
-      <w:proofErr w:type="spellEnd"/>
-      <w:r>
-        <w:t xml:space="preserve"> format"</w:t>
+        <w:t>{"instruction": "Extract attitudes in json format"</w:t>
       </w:r>
       <w:r>
         <w:t>,</w:t>
@@ -770,16 +659,80 @@
     <w:p>
       <w:r>
         <w:t>4.2.4 Fine-Tuning Process</w:t>
+      </w:r>
+    </w:p>
+    <w:p>
+      <w:r>
+        <w:t>We performed lightweight fine-tuning using the Unsloth library, which simplifies the process of LoRa and 4-bit quantization.</w:t>
+      </w:r>
+    </w:p>
+    <w:p>
+      <w:r>
+        <w:t xml:space="preserve">We </w:t>
+      </w:r>
+      <w:r>
+        <w:t>began</w:t>
+      </w:r>
+      <w:r>
+        <w:t xml:space="preserve"> by loading a quantized version of Mistral-7B (</w:t>
+      </w:r>
+      <w:r>
+        <w:rPr>
+          <w:i/>
+          <w:iCs/>
+        </w:rPr>
+        <w:t>unsloth/mistral-7b-bnb-4bit</w:t>
+      </w:r>
+      <w:r>
+        <w:t>)</w:t>
+      </w:r>
+      <w:r>
+        <w:t xml:space="preserve"> and applied LoRa by injecting trainable adapters into key transformer modules.</w:t>
+      </w:r>
+    </w:p>
+    <w:p>
+      <w:r>
+        <w:t>Our Dataset was formatted using the Alpaca-style instruction format, being: “instruction”, followed by “input” and expected “output”</w:t>
+      </w:r>
+      <w:r>
+        <w:t>, which worked for both our dataset, as well as the added dataset of General Instructions.</w:t>
+      </w:r>
+    </w:p>
+    <w:p>
+      <w:r>
+        <w:t xml:space="preserve">Then we called the Hugging Face SFTTrainer </w:t>
+      </w:r>
+      <w:r>
+        <w:rPr>
+          <w:b/>
+          <w:bCs/>
+        </w:rPr>
+        <w:t>[ ALEX ]</w:t>
+      </w:r>
+      <w:r>
+        <w:rPr>
+          <w:b/>
+          <w:bCs/>
+        </w:rPr>
+        <w:t xml:space="preserve"> </w:t>
+      </w:r>
+      <w:r>
+        <w:t>to run the training process</w:t>
+      </w:r>
+      <w:r>
+        <w:t>, leaving a small subset of the training data as test cases to test whether the model successfully replicated the results.</w:t>
+      </w:r>
+    </w:p>
+    <w:p>
+      <w:r>
+        <w:t>After the training had concluded, the model was stored locally by saving the LoRa Weights, and being able to load them effectively whenever the fine-tuned model needed to be used.</w:t>
       </w:r>
     </w:p>
     <w:p/>
     <w:p/>
     <w:p>
       <w:r>
-        <w:t xml:space="preserve">  </w:t>
-      </w:r>
-      <w:r>
-        <w:t xml:space="preserve"> </w:t>
+        <w:t xml:space="preserve">   </w:t>
       </w:r>
     </w:p>
     <w:sectPr>
